--- a/assets/CV/AmirGoldentalCV.docx
+++ b/assets/CV/AmirGoldentalCV.docx
@@ -760,15 +760,7 @@
         <w:rPr>
           <w:sz w:val="22"/>
         </w:rPr>
-        <w:t>Aerospace s</w:t>
-      </w:r>
-      <w:bookmarkStart w:id="0" w:name="_GoBack"/>
-      <w:bookmarkEnd w:id="0"/>
-      <w:r>
-        <w:rPr>
-          <w:sz w:val="22"/>
-        </w:rPr>
-        <w:t>ystems</w:t>
+        <w:t>Aerospace systems</w:t>
       </w:r>
       <w:r>
         <w:rPr>
@@ -2328,6 +2320,77 @@
           <w:u w:val="single"/>
           <w:shd w:val="clear" w:color="auto" w:fill="FFFFFF"/>
         </w:rPr>
+        <w:t>2021</w:t>
+      </w:r>
+      <w:r>
+        <w:rPr>
+          <w:sz w:val="22"/>
+          <w:szCs w:val="22"/>
+          <w:u w:val="single"/>
+          <w:shd w:val="clear" w:color="auto" w:fill="FFFFFF"/>
+        </w:rPr>
+        <w:t>:</w:t>
+      </w:r>
+      <w:r>
+        <w:rPr>
+          <w:sz w:val="22"/>
+          <w:szCs w:val="22"/>
+          <w:shd w:val="clear" w:color="auto" w:fill="FFFFFF"/>
+        </w:rPr>
+        <w:t xml:space="preserve"> </w:t>
+      </w:r>
+      <w:r>
+        <w:rPr>
+          <w:sz w:val="22"/>
+        </w:rPr>
+        <w:t>Ministry of Defense</w:t>
+      </w:r>
+      <w:r>
+        <w:rPr>
+          <w:sz w:val="22"/>
+          <w:szCs w:val="22"/>
+          <w:shd w:val="clear" w:color="auto" w:fill="FFFFFF"/>
+        </w:rPr>
+        <w:t xml:space="preserve"> excellence </w:t>
+      </w:r>
+      <w:r>
+        <w:rPr>
+          <w:b/>
+          <w:bCs/>
+          <w:sz w:val="22"/>
+          <w:szCs w:val="22"/>
+          <w:shd w:val="clear" w:color="auto" w:fill="FFFFFF"/>
+        </w:rPr>
+        <w:t>award</w:t>
+      </w:r>
+      <w:r>
+        <w:rPr>
+          <w:sz w:val="22"/>
+          <w:szCs w:val="22"/>
+          <w:shd w:val="clear" w:color="auto" w:fill="FFFFFF"/>
+        </w:rPr>
+        <w:t>.</w:t>
+      </w:r>
+    </w:p>
+    <w:p>
+      <w:pPr>
+        <w:pStyle w:val="a"/>
+        <w:bidi w:val="0"/>
+        <w:spacing w:line="360" w:lineRule="auto"/>
+        <w:rPr>
+          <w:sz w:val="22"/>
+          <w:szCs w:val="22"/>
+          <w:u w:val="single"/>
+          <w:shd w:val="clear" w:color="auto" w:fill="FFFFFF"/>
+        </w:rPr>
+      </w:pPr>
+      <w:r>
+        <w:rPr>
+          <w:sz w:val="22"/>
+          <w:szCs w:val="22"/>
+          <w:u w:val="single"/>
+          <w:shd w:val="clear" w:color="auto" w:fill="FFFFFF"/>
+        </w:rPr>
         <w:t>2018:</w:t>
       </w:r>
       <w:r>
@@ -2336,7 +2399,17 @@
           <w:szCs w:val="22"/>
           <w:shd w:val="clear" w:color="auto" w:fill="FFFFFF"/>
         </w:rPr>
-        <w:t xml:space="preserve"> Wolf Foundation </w:t>
+        <w:t xml:space="preserve"> Wolf Foundation</w:t>
+      </w:r>
+      <w:bookmarkStart w:id="0" w:name="_GoBack"/>
+      <w:bookmarkEnd w:id="0"/>
+      <w:r>
+        <w:rPr>
+          <w:sz w:val="22"/>
+          <w:szCs w:val="22"/>
+          <w:shd w:val="clear" w:color="auto" w:fill="FFFFFF"/>
+        </w:rPr>
+        <w:t xml:space="preserve"> </w:t>
       </w:r>
       <w:r>
         <w:rPr>
@@ -2841,7 +2914,23 @@
           <w:szCs w:val="22"/>
           <w:shd w:val="clear" w:color="auto" w:fill="FFFFFF"/>
         </w:rPr>
-        <w:t xml:space="preserve"> Second place in the Ba-I</w:t>
+        <w:t xml:space="preserve"> Second place in the Ba</w:t>
+      </w:r>
+      <w:r>
+        <w:rPr>
+          <w:sz w:val="22"/>
+          <w:szCs w:val="22"/>
+          <w:shd w:val="clear" w:color="auto" w:fill="FFFFFF"/>
+        </w:rPr>
+        <w:t>r</w:t>
+      </w:r>
+      <w:r>
+        <w:rPr>
+          <w:sz w:val="22"/>
+          <w:szCs w:val="22"/>
+          <w:shd w:val="clear" w:color="auto" w:fill="FFFFFF"/>
+        </w:rPr>
+        <w:t>-I</w:t>
       </w:r>
       <w:r>
         <w:rPr>
@@ -8385,7 +8474,7 @@
 </file>
 
 <file path=customXml/itemProps1.xml><?xml version="1.0" encoding="utf-8"?>
-<ds:datastoreItem xmlns:ds="http://schemas.openxmlformats.org/officeDocument/2006/customXml" ds:itemID="{148DCB90-86CA-472D-AE4A-26C4D7AAAF3B}">
+<ds:datastoreItem xmlns:ds="http://schemas.openxmlformats.org/officeDocument/2006/customXml" ds:itemID="{00181A82-3C58-44EC-8368-FA189D3FAEED}">
   <ds:schemaRefs>
     <ds:schemaRef ds:uri="http://schemas.openxmlformats.org/officeDocument/2006/bibliography"/>
   </ds:schemaRefs>

--- a/assets/CV/AmirGoldentalCV.docx
+++ b/assets/CV/AmirGoldentalCV.docx
@@ -463,7 +463,7 @@
               </wp:anchor>
             </w:drawing>
           </mc:Choice>
-          <mc:Fallback xmlns:w16="http://schemas.microsoft.com/office/word/2018/wordml" xmlns:w16cid="http://schemas.microsoft.com/office/word/2016/wordml/cid" xmlns:w16cex="http://schemas.microsoft.com/office/word/2018/wordml/cex" xmlns:am3d="http://schemas.microsoft.com/office/drawing/2017/model3d" xmlns:aink="http://schemas.microsoft.com/office/drawing/2016/ink" xmlns:cx8="http://schemas.microsoft.com/office/drawing/2016/5/14/chartex" xmlns:cx7="http://schemas.microsoft.com/office/drawing/2016/5/13/chartex" xmlns:cx6="http://schemas.microsoft.com/office/drawing/2016/5/12/chartex" xmlns:cx5="http://schemas.microsoft.com/office/drawing/2016/5/11/chartex" xmlns:cx4="http://schemas.microsoft.com/office/drawing/2016/5/10/chartex" xmlns:cx3="http://schemas.microsoft.com/office/drawing/2016/5/9/chartex" xmlns:cx2="http://schemas.microsoft.com/office/drawing/2015/10/21/chartex" xmlns:cx1="http://schemas.microsoft.com/office/drawing/2015/9/8/chartex">
+          <mc:Fallback xmlns:cx1="http://schemas.microsoft.com/office/drawing/2015/9/8/chartex" xmlns:cx2="http://schemas.microsoft.com/office/drawing/2015/10/21/chartex" xmlns:cx3="http://schemas.microsoft.com/office/drawing/2016/5/9/chartex" xmlns:cx4="http://schemas.microsoft.com/office/drawing/2016/5/10/chartex" xmlns:cx5="http://schemas.microsoft.com/office/drawing/2016/5/11/chartex" xmlns:cx6="http://schemas.microsoft.com/office/drawing/2016/5/12/chartex" xmlns:cx7="http://schemas.microsoft.com/office/drawing/2016/5/13/chartex" xmlns:cx8="http://schemas.microsoft.com/office/drawing/2016/5/14/chartex" xmlns:aink="http://schemas.microsoft.com/office/drawing/2016/ink" xmlns:am3d="http://schemas.microsoft.com/office/drawing/2017/model3d" xmlns:w16cex="http://schemas.microsoft.com/office/word/2018/wordml/cex" xmlns:w16cid="http://schemas.microsoft.com/office/word/2016/wordml/cid" xmlns:w16="http://schemas.microsoft.com/office/word/2018/wordml">
             <w:pict>
               <v:line w14:anchorId="1950B0A6" id="Straight Connector 1" o:spid="_x0000_s1026" style="position:absolute;z-index:251658240;visibility:visible;mso-wrap-style:square;mso-width-percent:0;mso-height-percent:0;mso-wrap-distance-left:9pt;mso-wrap-distance-top:0;mso-wrap-distance-right:9pt;mso-wrap-distance-bottom:0;mso-position-horizontal:left;mso-position-horizontal-relative:margin;mso-position-vertical:absolute;mso-position-vertical-relative:text;mso-width-percent:0;mso-height-percent:0;mso-width-relative:page;mso-height-relative:page" from="0,22pt" to="483pt,23.2pt" o:gfxdata="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" strokecolor="#bc4542 [3045]">
                 <w10:wrap type="topAndBottom" anchorx="margin"/>
@@ -509,13 +509,7 @@
         <w:rPr>
           <w:sz w:val="22"/>
         </w:rPr>
-        <w:t>in research and devel</w:t>
-      </w:r>
-      <w:r>
-        <w:rPr>
-          <w:sz w:val="22"/>
-        </w:rPr>
-        <w:t>opment in cutting edge interdisciplinary fields. I am dedicated to consumer</w:t>
+        <w:t>in research and development in cutting edge interdisciplinary fields. I am dedicated to consumer</w:t>
       </w:r>
       <w:r>
         <w:rPr>
@@ -648,7 +642,7 @@
               </wp:anchor>
             </w:drawing>
           </mc:Choice>
-          <mc:Fallback xmlns:w16="http://schemas.microsoft.com/office/word/2018/wordml" xmlns:w16cid="http://schemas.microsoft.com/office/word/2016/wordml/cid" xmlns:w16cex="http://schemas.microsoft.com/office/word/2018/wordml/cex" xmlns:am3d="http://schemas.microsoft.com/office/drawing/2017/model3d" xmlns:aink="http://schemas.microsoft.com/office/drawing/2016/ink" xmlns:cx8="http://schemas.microsoft.com/office/drawing/2016/5/14/chartex" xmlns:cx7="http://schemas.microsoft.com/office/drawing/2016/5/13/chartex" xmlns:cx6="http://schemas.microsoft.com/office/drawing/2016/5/12/chartex" xmlns:cx5="http://schemas.microsoft.com/office/drawing/2016/5/11/chartex" xmlns:cx4="http://schemas.microsoft.com/office/drawing/2016/5/10/chartex" xmlns:cx3="http://schemas.microsoft.com/office/drawing/2016/5/9/chartex" xmlns:cx2="http://schemas.microsoft.com/office/drawing/2015/10/21/chartex" xmlns:cx1="http://schemas.microsoft.com/office/drawing/2015/9/8/chartex">
+          <mc:Fallback xmlns:cx1="http://schemas.microsoft.com/office/drawing/2015/9/8/chartex" xmlns:cx2="http://schemas.microsoft.com/office/drawing/2015/10/21/chartex" xmlns:cx3="http://schemas.microsoft.com/office/drawing/2016/5/9/chartex" xmlns:cx4="http://schemas.microsoft.com/office/drawing/2016/5/10/chartex" xmlns:cx5="http://schemas.microsoft.com/office/drawing/2016/5/11/chartex" xmlns:cx6="http://schemas.microsoft.com/office/drawing/2016/5/12/chartex" xmlns:cx7="http://schemas.microsoft.com/office/drawing/2016/5/13/chartex" xmlns:cx8="http://schemas.microsoft.com/office/drawing/2016/5/14/chartex" xmlns:aink="http://schemas.microsoft.com/office/drawing/2016/ink" xmlns:am3d="http://schemas.microsoft.com/office/drawing/2017/model3d" xmlns:w16cex="http://schemas.microsoft.com/office/word/2018/wordml/cex" xmlns:w16cid="http://schemas.microsoft.com/office/word/2016/wordml/cid" xmlns:w16="http://schemas.microsoft.com/office/word/2018/wordml">
             <w:pict>
               <v:line w14:anchorId="5F5E1F40" id="Straight Connector 3" o:spid="_x0000_s1026" style="position:absolute;z-index:251662336;visibility:visible;mso-wrap-style:square;mso-width-percent:0;mso-height-percent:0;mso-wrap-distance-left:9pt;mso-wrap-distance-top:0;mso-wrap-distance-right:9pt;mso-wrap-distance-bottom:0;mso-position-horizontal:absolute;mso-position-horizontal-relative:margin;mso-position-vertical:absolute;mso-position-vertical-relative:text;mso-width-percent:0;mso-height-percent:0;mso-width-relative:page;mso-height-relative:page" from="0,20.95pt" to="483pt,22.15pt" o:gfxdata="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" strokecolor="#bc4542 [3045]">
                 <w10:wrap type="topAndBottom" anchorx="margin"/>
@@ -1375,7 +1369,15 @@
         <w:rPr>
           <w:sz w:val="22"/>
         </w:rPr>
-        <w:t xml:space="preserve"> “Information theory and machine learning”.</w:t>
+        <w:t>“Inform</w:t>
+      </w:r>
+      <w:bookmarkStart w:id="0" w:name="_GoBack"/>
+      <w:bookmarkEnd w:id="0"/>
+      <w:r>
+        <w:rPr>
+          <w:sz w:val="22"/>
+        </w:rPr>
+        <w:t>ation theory and machine learning”.</w:t>
       </w:r>
     </w:p>
     <w:p>
@@ -1396,8 +1398,6 @@
       </w:pPr>
       <w:r>
         <w:rPr>
-          <w:b/>
-          <w:bCs/>
           <w:sz w:val="22"/>
         </w:rPr>
         <w:t>“</w:t>
@@ -1496,7 +1496,7 @@
               </wp:anchor>
             </w:drawing>
           </mc:Choice>
-          <mc:Fallback xmlns:w16="http://schemas.microsoft.com/office/word/2018/wordml" xmlns:w16cid="http://schemas.microsoft.com/office/word/2016/wordml/cid" xmlns:w16cex="http://schemas.microsoft.com/office/word/2018/wordml/cex" xmlns:am3d="http://schemas.microsoft.com/office/drawing/2017/model3d" xmlns:aink="http://schemas.microsoft.com/office/drawing/2016/ink" xmlns:cx8="http://schemas.microsoft.com/office/drawing/2016/5/14/chartex" xmlns:cx7="http://schemas.microsoft.com/office/drawing/2016/5/13/chartex" xmlns:cx6="http://schemas.microsoft.com/office/drawing/2016/5/12/chartex" xmlns:cx5="http://schemas.microsoft.com/office/drawing/2016/5/11/chartex" xmlns:cx4="http://schemas.microsoft.com/office/drawing/2016/5/10/chartex" xmlns:cx3="http://schemas.microsoft.com/office/drawing/2016/5/9/chartex" xmlns:cx2="http://schemas.microsoft.com/office/drawing/2015/10/21/chartex" xmlns:cx1="http://schemas.microsoft.com/office/drawing/2015/9/8/chartex">
+          <mc:Fallback xmlns:cx1="http://schemas.microsoft.com/office/drawing/2015/9/8/chartex" xmlns:cx2="http://schemas.microsoft.com/office/drawing/2015/10/21/chartex" xmlns:cx3="http://schemas.microsoft.com/office/drawing/2016/5/9/chartex" xmlns:cx4="http://schemas.microsoft.com/office/drawing/2016/5/10/chartex" xmlns:cx5="http://schemas.microsoft.com/office/drawing/2016/5/11/chartex" xmlns:cx6="http://schemas.microsoft.com/office/drawing/2016/5/12/chartex" xmlns:cx7="http://schemas.microsoft.com/office/drawing/2016/5/13/chartex" xmlns:cx8="http://schemas.microsoft.com/office/drawing/2016/5/14/chartex" xmlns:aink="http://schemas.microsoft.com/office/drawing/2016/ink" xmlns:am3d="http://schemas.microsoft.com/office/drawing/2017/model3d" xmlns:w16cex="http://schemas.microsoft.com/office/word/2018/wordml/cex" xmlns:w16cid="http://schemas.microsoft.com/office/word/2016/wordml/cid" xmlns:w16="http://schemas.microsoft.com/office/word/2018/wordml">
             <w:pict>
               <v:line w14:anchorId="4A097CC8" id="Straight Connector 2" o:spid="_x0000_s1026" style="position:absolute;z-index:251676672;visibility:visible;mso-wrap-style:square;mso-width-percent:0;mso-height-percent:0;mso-wrap-distance-left:9pt;mso-wrap-distance-top:0;mso-wrap-distance-right:9pt;mso-wrap-distance-bottom:0;mso-position-horizontal:absolute;mso-position-horizontal-relative:margin;mso-position-vertical:absolute;mso-position-vertical-relative:text;mso-width-percent:0;mso-height-percent:0;mso-width-relative:page;mso-height-relative:page" from="0,20.95pt" to="483pt,22.15pt" o:gfxdata="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" strokecolor="#bc4542 [3045]">
                 <w10:wrap type="topAndBottom" anchorx="margin"/>
@@ -1952,7 +1952,7 @@
               </wp:anchor>
             </w:drawing>
           </mc:Choice>
-          <mc:Fallback xmlns:w16="http://schemas.microsoft.com/office/word/2018/wordml" xmlns:w16cid="http://schemas.microsoft.com/office/word/2016/wordml/cid" xmlns:w16cex="http://schemas.microsoft.com/office/word/2018/wordml/cex" xmlns:am3d="http://schemas.microsoft.com/office/drawing/2017/model3d" xmlns:aink="http://schemas.microsoft.com/office/drawing/2016/ink" xmlns:cx8="http://schemas.microsoft.com/office/drawing/2016/5/14/chartex" xmlns:cx7="http://schemas.microsoft.com/office/drawing/2016/5/13/chartex" xmlns:cx6="http://schemas.microsoft.com/office/drawing/2016/5/12/chartex" xmlns:cx5="http://schemas.microsoft.com/office/drawing/2016/5/11/chartex" xmlns:cx4="http://schemas.microsoft.com/office/drawing/2016/5/10/chartex" xmlns:cx3="http://schemas.microsoft.com/office/drawing/2016/5/9/chartex" xmlns:cx2="http://schemas.microsoft.com/office/drawing/2015/10/21/chartex" xmlns:cx1="http://schemas.microsoft.com/office/drawing/2015/9/8/chartex">
+          <mc:Fallback xmlns:cx1="http://schemas.microsoft.com/office/drawing/2015/9/8/chartex" xmlns:cx2="http://schemas.microsoft.com/office/drawing/2015/10/21/chartex" xmlns:cx3="http://schemas.microsoft.com/office/drawing/2016/5/9/chartex" xmlns:cx4="http://schemas.microsoft.com/office/drawing/2016/5/10/chartex" xmlns:cx5="http://schemas.microsoft.com/office/drawing/2016/5/11/chartex" xmlns:cx6="http://schemas.microsoft.com/office/drawing/2016/5/12/chartex" xmlns:cx7="http://schemas.microsoft.com/office/drawing/2016/5/13/chartex" xmlns:cx8="http://schemas.microsoft.com/office/drawing/2016/5/14/chartex" xmlns:aink="http://schemas.microsoft.com/office/drawing/2016/ink" xmlns:am3d="http://schemas.microsoft.com/office/drawing/2017/model3d" xmlns:w16cex="http://schemas.microsoft.com/office/word/2018/wordml/cex" xmlns:w16cid="http://schemas.microsoft.com/office/word/2016/wordml/cid" xmlns:w16="http://schemas.microsoft.com/office/word/2018/wordml">
             <w:pict>
               <v:line w14:anchorId="70CBBBDA" id="Straight Connector 4" o:spid="_x0000_s1026" style="position:absolute;z-index:251664384;visibility:visible;mso-wrap-style:square;mso-width-percent:0;mso-height-percent:0;mso-wrap-distance-left:9pt;mso-wrap-distance-top:0;mso-wrap-distance-right:9pt;mso-wrap-distance-bottom:0;mso-position-horizontal:absolute;mso-position-horizontal-relative:margin;mso-position-vertical:absolute;mso-position-vertical-relative:text;mso-width-percent:0;mso-height-percent:0;mso-width-relative:page;mso-height-relative:page" from="0,22.15pt" to="483pt,23.35pt" o:gfxdata="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" strokecolor="#bc4542 [3045]">
                 <w10:wrap type="topAndBottom" anchorx="margin"/>
@@ -2283,7 +2283,7 @@
               </wp:anchor>
             </w:drawing>
           </mc:Choice>
-          <mc:Fallback xmlns:w16="http://schemas.microsoft.com/office/word/2018/wordml" xmlns:w16cid="http://schemas.microsoft.com/office/word/2016/wordml/cid" xmlns:w16cex="http://schemas.microsoft.com/office/word/2018/wordml/cex" xmlns:am3d="http://schemas.microsoft.com/office/drawing/2017/model3d" xmlns:aink="http://schemas.microsoft.com/office/drawing/2016/ink" xmlns:cx8="http://schemas.microsoft.com/office/drawing/2016/5/14/chartex" xmlns:cx7="http://schemas.microsoft.com/office/drawing/2016/5/13/chartex" xmlns:cx6="http://schemas.microsoft.com/office/drawing/2016/5/12/chartex" xmlns:cx5="http://schemas.microsoft.com/office/drawing/2016/5/11/chartex" xmlns:cx4="http://schemas.microsoft.com/office/drawing/2016/5/10/chartex" xmlns:cx3="http://schemas.microsoft.com/office/drawing/2016/5/9/chartex" xmlns:cx2="http://schemas.microsoft.com/office/drawing/2015/10/21/chartex" xmlns:cx1="http://schemas.microsoft.com/office/drawing/2015/9/8/chartex">
+          <mc:Fallback xmlns:cx1="http://schemas.microsoft.com/office/drawing/2015/9/8/chartex" xmlns:cx2="http://schemas.microsoft.com/office/drawing/2015/10/21/chartex" xmlns:cx3="http://schemas.microsoft.com/office/drawing/2016/5/9/chartex" xmlns:cx4="http://schemas.microsoft.com/office/drawing/2016/5/10/chartex" xmlns:cx5="http://schemas.microsoft.com/office/drawing/2016/5/11/chartex" xmlns:cx6="http://schemas.microsoft.com/office/drawing/2016/5/12/chartex" xmlns:cx7="http://schemas.microsoft.com/office/drawing/2016/5/13/chartex" xmlns:cx8="http://schemas.microsoft.com/office/drawing/2016/5/14/chartex" xmlns:aink="http://schemas.microsoft.com/office/drawing/2016/ink" xmlns:am3d="http://schemas.microsoft.com/office/drawing/2017/model3d" xmlns:w16cex="http://schemas.microsoft.com/office/word/2018/wordml/cex" xmlns:w16cid="http://schemas.microsoft.com/office/word/2016/wordml/cid" xmlns:w16="http://schemas.microsoft.com/office/word/2018/wordml">
             <w:pict>
               <v:line w14:anchorId="67294B66" id="Straight Connector 5" o:spid="_x0000_s1026" style="position:absolute;z-index:251666432;visibility:visible;mso-wrap-style:square;mso-width-percent:0;mso-height-percent:0;mso-wrap-distance-left:9pt;mso-wrap-distance-top:0;mso-wrap-distance-right:9pt;mso-wrap-distance-bottom:0;mso-position-horizontal:absolute;mso-position-horizontal-relative:margin;mso-position-vertical:absolute;mso-position-vertical-relative:text;mso-width-percent:0;mso-height-percent:0;mso-width-relative:page;mso-height-relative:page" from="0,21.3pt" to="483pt,22.5pt" o:gfxdata="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" strokecolor="#bc4542 [3045]">
                 <w10:wrap type="topAndBottom" anchorx="margin"/>
@@ -2320,77 +2320,68 @@
           <w:u w:val="single"/>
           <w:shd w:val="clear" w:color="auto" w:fill="FFFFFF"/>
         </w:rPr>
-        <w:t>2021</w:t>
-      </w:r>
-      <w:r>
+        <w:t>2021:</w:t>
+      </w:r>
+      <w:r>
+        <w:rPr>
+          <w:sz w:val="22"/>
+          <w:szCs w:val="22"/>
+          <w:shd w:val="clear" w:color="auto" w:fill="FFFFFF"/>
+        </w:rPr>
+        <w:t xml:space="preserve"> </w:t>
+      </w:r>
+      <w:r>
+        <w:rPr>
+          <w:sz w:val="22"/>
+        </w:rPr>
+        <w:t>Ministry of Defense</w:t>
+      </w:r>
+      <w:r>
+        <w:rPr>
+          <w:sz w:val="22"/>
+          <w:szCs w:val="22"/>
+          <w:shd w:val="clear" w:color="auto" w:fill="FFFFFF"/>
+        </w:rPr>
+        <w:t xml:space="preserve"> excellence </w:t>
+      </w:r>
+      <w:r>
+        <w:rPr>
+          <w:b/>
+          <w:bCs/>
+          <w:sz w:val="22"/>
+          <w:szCs w:val="22"/>
+          <w:shd w:val="clear" w:color="auto" w:fill="FFFFFF"/>
+        </w:rPr>
+        <w:t>award</w:t>
+      </w:r>
+      <w:r>
+        <w:rPr>
+          <w:sz w:val="22"/>
+          <w:szCs w:val="22"/>
+          <w:shd w:val="clear" w:color="auto" w:fill="FFFFFF"/>
+        </w:rPr>
+        <w:t>.</w:t>
+      </w:r>
+    </w:p>
+    <w:p>
+      <w:pPr>
+        <w:pStyle w:val="a"/>
+        <w:bidi w:val="0"/>
+        <w:spacing w:line="360" w:lineRule="auto"/>
         <w:rPr>
           <w:sz w:val="22"/>
           <w:szCs w:val="22"/>
           <w:u w:val="single"/>
           <w:shd w:val="clear" w:color="auto" w:fill="FFFFFF"/>
         </w:rPr>
-        <w:t>:</w:t>
-      </w:r>
-      <w:r>
-        <w:rPr>
-          <w:sz w:val="22"/>
-          <w:szCs w:val="22"/>
-          <w:shd w:val="clear" w:color="auto" w:fill="FFFFFF"/>
-        </w:rPr>
-        <w:t xml:space="preserve"> </w:t>
-      </w:r>
-      <w:r>
-        <w:rPr>
-          <w:sz w:val="22"/>
-        </w:rPr>
-        <w:t>Ministry of Defense</w:t>
-      </w:r>
-      <w:r>
-        <w:rPr>
-          <w:sz w:val="22"/>
-          <w:szCs w:val="22"/>
-          <w:shd w:val="clear" w:color="auto" w:fill="FFFFFF"/>
-        </w:rPr>
-        <w:t xml:space="preserve"> excellence </w:t>
-      </w:r>
-      <w:r>
-        <w:rPr>
-          <w:b/>
-          <w:bCs/>
-          <w:sz w:val="22"/>
-          <w:szCs w:val="22"/>
-          <w:shd w:val="clear" w:color="auto" w:fill="FFFFFF"/>
-        </w:rPr>
-        <w:t>award</w:t>
-      </w:r>
-      <w:r>
-        <w:rPr>
-          <w:sz w:val="22"/>
-          <w:szCs w:val="22"/>
-          <w:shd w:val="clear" w:color="auto" w:fill="FFFFFF"/>
-        </w:rPr>
-        <w:t>.</w:t>
-      </w:r>
-    </w:p>
-    <w:p>
-      <w:pPr>
-        <w:pStyle w:val="a"/>
-        <w:bidi w:val="0"/>
-        <w:spacing w:line="360" w:lineRule="auto"/>
+      </w:pPr>
+      <w:r>
         <w:rPr>
           <w:sz w:val="22"/>
           <w:szCs w:val="22"/>
           <w:u w:val="single"/>
           <w:shd w:val="clear" w:color="auto" w:fill="FFFFFF"/>
         </w:rPr>
-      </w:pPr>
-      <w:r>
-        <w:rPr>
-          <w:sz w:val="22"/>
-          <w:szCs w:val="22"/>
-          <w:u w:val="single"/>
-          <w:shd w:val="clear" w:color="auto" w:fill="FFFFFF"/>
-        </w:rPr>
         <w:t>2018:</w:t>
       </w:r>
       <w:r>
@@ -2399,17 +2390,7 @@
           <w:szCs w:val="22"/>
           <w:shd w:val="clear" w:color="auto" w:fill="FFFFFF"/>
         </w:rPr>
-        <w:t xml:space="preserve"> Wolf Foundation</w:t>
-      </w:r>
-      <w:bookmarkStart w:id="0" w:name="_GoBack"/>
-      <w:bookmarkEnd w:id="0"/>
-      <w:r>
-        <w:rPr>
-          <w:sz w:val="22"/>
-          <w:szCs w:val="22"/>
-          <w:shd w:val="clear" w:color="auto" w:fill="FFFFFF"/>
-        </w:rPr>
-        <w:t xml:space="preserve"> </w:t>
+        <w:t xml:space="preserve"> Wolf Foundation </w:t>
       </w:r>
       <w:r>
         <w:rPr>
@@ -3099,7 +3080,7 @@
               </wp:anchor>
             </w:drawing>
           </mc:Choice>
-          <mc:Fallback xmlns:w16="http://schemas.microsoft.com/office/word/2018/wordml" xmlns:w16cid="http://schemas.microsoft.com/office/word/2016/wordml/cid" xmlns:w16cex="http://schemas.microsoft.com/office/word/2018/wordml/cex" xmlns:am3d="http://schemas.microsoft.com/office/drawing/2017/model3d" xmlns:aink="http://schemas.microsoft.com/office/drawing/2016/ink" xmlns:cx8="http://schemas.microsoft.com/office/drawing/2016/5/14/chartex" xmlns:cx7="http://schemas.microsoft.com/office/drawing/2016/5/13/chartex" xmlns:cx6="http://schemas.microsoft.com/office/drawing/2016/5/12/chartex" xmlns:cx5="http://schemas.microsoft.com/office/drawing/2016/5/11/chartex" xmlns:cx4="http://schemas.microsoft.com/office/drawing/2016/5/10/chartex" xmlns:cx3="http://schemas.microsoft.com/office/drawing/2016/5/9/chartex" xmlns:cx2="http://schemas.microsoft.com/office/drawing/2015/10/21/chartex" xmlns:cx1="http://schemas.microsoft.com/office/drawing/2015/9/8/chartex">
+          <mc:Fallback xmlns:cx1="http://schemas.microsoft.com/office/drawing/2015/9/8/chartex" xmlns:cx2="http://schemas.microsoft.com/office/drawing/2015/10/21/chartex" xmlns:cx3="http://schemas.microsoft.com/office/drawing/2016/5/9/chartex" xmlns:cx4="http://schemas.microsoft.com/office/drawing/2016/5/10/chartex" xmlns:cx5="http://schemas.microsoft.com/office/drawing/2016/5/11/chartex" xmlns:cx6="http://schemas.microsoft.com/office/drawing/2016/5/12/chartex" xmlns:cx7="http://schemas.microsoft.com/office/drawing/2016/5/13/chartex" xmlns:cx8="http://schemas.microsoft.com/office/drawing/2016/5/14/chartex" xmlns:aink="http://schemas.microsoft.com/office/drawing/2016/ink" xmlns:am3d="http://schemas.microsoft.com/office/drawing/2017/model3d" xmlns:w16cex="http://schemas.microsoft.com/office/word/2018/wordml/cex" xmlns:w16cid="http://schemas.microsoft.com/office/word/2016/wordml/cid" xmlns:w16="http://schemas.microsoft.com/office/word/2018/wordml">
             <w:pict>
               <v:line w14:anchorId="249CD159" id="Straight Connector 6" o:spid="_x0000_s1026" style="position:absolute;z-index:251668480;visibility:visible;mso-wrap-style:square;mso-width-percent:0;mso-height-percent:0;mso-wrap-distance-left:9pt;mso-wrap-distance-top:0;mso-wrap-distance-right:9pt;mso-wrap-distance-bottom:0;mso-position-horizontal:absolute;mso-position-horizontal-relative:margin;mso-position-vertical:absolute;mso-position-vertical-relative:text;mso-width-percent:0;mso-height-percent:0;mso-width-relative:page;mso-height-relative:page" from="0,21pt" to="483pt,22.2pt" o:gfxdata="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" strokecolor="#bc4542 [3045]">
                 <w10:wrap type="topAndBottom" anchorx="margin"/>
@@ -3648,7 +3629,7 @@
               </wp:anchor>
             </w:drawing>
           </mc:Choice>
-          <mc:Fallback xmlns:w16="http://schemas.microsoft.com/office/word/2018/wordml" xmlns:w16cid="http://schemas.microsoft.com/office/word/2016/wordml/cid" xmlns:w16cex="http://schemas.microsoft.com/office/word/2018/wordml/cex" xmlns:am3d="http://schemas.microsoft.com/office/drawing/2017/model3d" xmlns:aink="http://schemas.microsoft.com/office/drawing/2016/ink" xmlns:cx8="http://schemas.microsoft.com/office/drawing/2016/5/14/chartex" xmlns:cx7="http://schemas.microsoft.com/office/drawing/2016/5/13/chartex" xmlns:cx6="http://schemas.microsoft.com/office/drawing/2016/5/12/chartex" xmlns:cx5="http://schemas.microsoft.com/office/drawing/2016/5/11/chartex" xmlns:cx4="http://schemas.microsoft.com/office/drawing/2016/5/10/chartex" xmlns:cx3="http://schemas.microsoft.com/office/drawing/2016/5/9/chartex" xmlns:cx2="http://schemas.microsoft.com/office/drawing/2015/10/21/chartex" xmlns:cx1="http://schemas.microsoft.com/office/drawing/2015/9/8/chartex">
+          <mc:Fallback xmlns:cx1="http://schemas.microsoft.com/office/drawing/2015/9/8/chartex" xmlns:cx2="http://schemas.microsoft.com/office/drawing/2015/10/21/chartex" xmlns:cx3="http://schemas.microsoft.com/office/drawing/2016/5/9/chartex" xmlns:cx4="http://schemas.microsoft.com/office/drawing/2016/5/10/chartex" xmlns:cx5="http://schemas.microsoft.com/office/drawing/2016/5/11/chartex" xmlns:cx6="http://schemas.microsoft.com/office/drawing/2016/5/12/chartex" xmlns:cx7="http://schemas.microsoft.com/office/drawing/2016/5/13/chartex" xmlns:cx8="http://schemas.microsoft.com/office/drawing/2016/5/14/chartex" xmlns:aink="http://schemas.microsoft.com/office/drawing/2016/ink" xmlns:am3d="http://schemas.microsoft.com/office/drawing/2017/model3d" xmlns:w16cex="http://schemas.microsoft.com/office/word/2018/wordml/cex" xmlns:w16cid="http://schemas.microsoft.com/office/word/2016/wordml/cid" xmlns:w16="http://schemas.microsoft.com/office/word/2018/wordml">
             <w:pict>
               <v:line w14:anchorId="690278C2" id="Straight Connector 7" o:spid="_x0000_s1026" style="position:absolute;z-index:251670528;visibility:visible;mso-wrap-style:square;mso-width-percent:0;mso-height-percent:0;mso-wrap-distance-left:9pt;mso-wrap-distance-top:0;mso-wrap-distance-right:9pt;mso-wrap-distance-bottom:0;mso-position-horizontal:absolute;mso-position-horizontal-relative:margin;mso-position-vertical:absolute;mso-position-vertical-relative:text;mso-width-percent:0;mso-height-percent:0;mso-width-relative:page;mso-height-relative:page" from="0,20.05pt" to="483pt,21.25pt" o:gfxdata="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" strokecolor="#bc4542 [3045]">
                 <w10:wrap type="topAndBottom" anchorx="margin"/>
@@ -4023,7 +4004,7 @@
               </wp:anchor>
             </w:drawing>
           </mc:Choice>
-          <mc:Fallback xmlns:w16="http://schemas.microsoft.com/office/word/2018/wordml" xmlns:w16cid="http://schemas.microsoft.com/office/word/2016/wordml/cid" xmlns:w16cex="http://schemas.microsoft.com/office/word/2018/wordml/cex" xmlns:am3d="http://schemas.microsoft.com/office/drawing/2017/model3d" xmlns:aink="http://schemas.microsoft.com/office/drawing/2016/ink" xmlns:cx8="http://schemas.microsoft.com/office/drawing/2016/5/14/chartex" xmlns:cx7="http://schemas.microsoft.com/office/drawing/2016/5/13/chartex" xmlns:cx6="http://schemas.microsoft.com/office/drawing/2016/5/12/chartex" xmlns:cx5="http://schemas.microsoft.com/office/drawing/2016/5/11/chartex" xmlns:cx4="http://schemas.microsoft.com/office/drawing/2016/5/10/chartex" xmlns:cx3="http://schemas.microsoft.com/office/drawing/2016/5/9/chartex" xmlns:cx2="http://schemas.microsoft.com/office/drawing/2015/10/21/chartex" xmlns:cx1="http://schemas.microsoft.com/office/drawing/2015/9/8/chartex">
+          <mc:Fallback xmlns:cx1="http://schemas.microsoft.com/office/drawing/2015/9/8/chartex" xmlns:cx2="http://schemas.microsoft.com/office/drawing/2015/10/21/chartex" xmlns:cx3="http://schemas.microsoft.com/office/drawing/2016/5/9/chartex" xmlns:cx4="http://schemas.microsoft.com/office/drawing/2016/5/10/chartex" xmlns:cx5="http://schemas.microsoft.com/office/drawing/2016/5/11/chartex" xmlns:cx6="http://schemas.microsoft.com/office/drawing/2016/5/12/chartex" xmlns:cx7="http://schemas.microsoft.com/office/drawing/2016/5/13/chartex" xmlns:cx8="http://schemas.microsoft.com/office/drawing/2016/5/14/chartex" xmlns:aink="http://schemas.microsoft.com/office/drawing/2016/ink" xmlns:am3d="http://schemas.microsoft.com/office/drawing/2017/model3d" xmlns:w16cex="http://schemas.microsoft.com/office/word/2018/wordml/cex" xmlns:w16cid="http://schemas.microsoft.com/office/word/2016/wordml/cid" xmlns:w16="http://schemas.microsoft.com/office/word/2018/wordml">
             <w:pict>
               <v:line w14:anchorId="4B71A685" id="Straight Connector 11" o:spid="_x0000_s1026" style="position:absolute;z-index:251672576;visibility:visible;mso-wrap-style:square;mso-width-percent:0;mso-height-percent:0;mso-wrap-distance-left:9pt;mso-wrap-distance-top:0;mso-wrap-distance-right:9pt;mso-wrap-distance-bottom:0;mso-position-horizontal:absolute;mso-position-horizontal-relative:margin;mso-position-vertical:absolute;mso-position-vertical-relative:text;mso-width-percent:0;mso-height-percent:0;mso-width-relative:page;mso-height-relative:page" from="0,20.05pt" to="483pt,21.25pt" o:gfxdata="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" strokecolor="#be4b48">
                 <w10:wrap type="topAndBottom" anchorx="margin"/>
@@ -5414,7 +5395,7 @@
               </wp:anchor>
             </w:drawing>
           </mc:Choice>
-          <mc:Fallback xmlns:w16="http://schemas.microsoft.com/office/word/2018/wordml" xmlns:w16cid="http://schemas.microsoft.com/office/word/2016/wordml/cid" xmlns:w16cex="http://schemas.microsoft.com/office/word/2018/wordml/cex" xmlns:am3d="http://schemas.microsoft.com/office/drawing/2017/model3d" xmlns:aink="http://schemas.microsoft.com/office/drawing/2016/ink" xmlns:cx8="http://schemas.microsoft.com/office/drawing/2016/5/14/chartex" xmlns:cx7="http://schemas.microsoft.com/office/drawing/2016/5/13/chartex" xmlns:cx6="http://schemas.microsoft.com/office/drawing/2016/5/12/chartex" xmlns:cx5="http://schemas.microsoft.com/office/drawing/2016/5/11/chartex" xmlns:cx4="http://schemas.microsoft.com/office/drawing/2016/5/10/chartex" xmlns:cx3="http://schemas.microsoft.com/office/drawing/2016/5/9/chartex" xmlns:cx2="http://schemas.microsoft.com/office/drawing/2015/10/21/chartex" xmlns:cx1="http://schemas.microsoft.com/office/drawing/2015/9/8/chartex">
+          <mc:Fallback xmlns:cx1="http://schemas.microsoft.com/office/drawing/2015/9/8/chartex" xmlns:cx2="http://schemas.microsoft.com/office/drawing/2015/10/21/chartex" xmlns:cx3="http://schemas.microsoft.com/office/drawing/2016/5/9/chartex" xmlns:cx4="http://schemas.microsoft.com/office/drawing/2016/5/10/chartex" xmlns:cx5="http://schemas.microsoft.com/office/drawing/2016/5/11/chartex" xmlns:cx6="http://schemas.microsoft.com/office/drawing/2016/5/12/chartex" xmlns:cx7="http://schemas.microsoft.com/office/drawing/2016/5/13/chartex" xmlns:cx8="http://schemas.microsoft.com/office/drawing/2016/5/14/chartex" xmlns:aink="http://schemas.microsoft.com/office/drawing/2016/ink" xmlns:am3d="http://schemas.microsoft.com/office/drawing/2017/model3d" xmlns:w16cex="http://schemas.microsoft.com/office/word/2018/wordml/cex" xmlns:w16cid="http://schemas.microsoft.com/office/word/2016/wordml/cid" xmlns:w16="http://schemas.microsoft.com/office/word/2018/wordml">
             <w:pict>
               <v:line w14:anchorId="17A6D76D" id="Straight Connector 8" o:spid="_x0000_s1026" style="position:absolute;z-index:251674624;visibility:visible;mso-wrap-style:square;mso-width-percent:0;mso-height-percent:0;mso-wrap-distance-left:9pt;mso-wrap-distance-top:0;mso-wrap-distance-right:9pt;mso-wrap-distance-bottom:0;mso-position-horizontal:absolute;mso-position-horizontal-relative:margin;mso-position-vertical:absolute;mso-position-vertical-relative:text;mso-width-percent:0;mso-height-percent:0;mso-width-relative:page;mso-height-relative:page" from="0,20.05pt" to="483pt,21.25pt" o:gfxdata="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" strokecolor="#be4b48">
                 <w10:wrap type="topAndBottom" anchorx="margin"/>
@@ -8474,7 +8455,7 @@
 </file>
 
 <file path=customXml/itemProps1.xml><?xml version="1.0" encoding="utf-8"?>
-<ds:datastoreItem xmlns:ds="http://schemas.openxmlformats.org/officeDocument/2006/customXml" ds:itemID="{00181A82-3C58-44EC-8368-FA189D3FAEED}">
+<ds:datastoreItem xmlns:ds="http://schemas.openxmlformats.org/officeDocument/2006/customXml" ds:itemID="{C05A9ED3-B15D-4A48-BF9A-3464CEA1CA2F}">
   <ds:schemaRefs>
     <ds:schemaRef ds:uri="http://schemas.openxmlformats.org/officeDocument/2006/bibliography"/>
   </ds:schemaRefs>
